--- a/Øvelser/Geografi/vands-temperatur-salinitet-og-densitet/vands-temperatur-salinitet-og-densitet.docx
+++ b/Øvelser/Geografi/vands-temperatur-salinitet-og-densitet/vands-temperatur-salinitet-og-densitet.docx
@@ -66,23 +66,7 @@
         <w:pStyle w:val="FirstParagraph"/>
       </w:pPr>
       <w:r>
-        <w:t xml:space="preserve">Havvands</w:t>
-      </w:r>
-      <w:r>
-        <w:t xml:space="preserve"> </w:t>
-      </w:r>
-      <w:r>
-        <w:rPr>
-          <w:b/>
-          <w:bCs/>
-        </w:rPr>
-        <w:t xml:space="preserve">densitet</w:t>
-      </w:r>
-      <w:r>
-        <w:t xml:space="preserve"> </w:t>
-      </w:r>
-      <w:r>
-        <w:t xml:space="preserve">(massefylde) afhænger af to ting: temperaturen og saltholdigheden (salinitet). Begge dele afgør, hvordan vandmasser lægger sig i forhold til hinanden — og dermed hvordan havstrømme som Grønlandspumpen holdes i gang.</w:t>
+        <w:t xml:space="preserve">Havvands densitet (massefylde) afhænger af to ting: temperaturen og saltholdigheden (salinitet). Begge dele afgør, hvordan vandmasser lægger sig i forhold til hinanden — og dermed hvordan havstrømme som Grønlandspumpen holdes i gang.</w:t>
       </w:r>
     </w:p>
     <w:p>
@@ -248,23 +232,7 @@
         <w:pStyle w:val="BodyText"/>
       </w:pPr>
       <w:r>
-        <w:t xml:space="preserve">Et sted, hvor de to effekter mødes i virkeligheden, er ved havis: når havvand fryser, bygges saltionerne ikke ind i iskrystallerne — de efterlades i vandet under isen, som derfor bliver både koldt</w:t>
-      </w:r>
-      <w:r>
-        <w:t xml:space="preserve"> </w:t>
-      </w:r>
-      <w:r>
-        <w:rPr>
-          <w:b/>
-          <w:bCs/>
-        </w:rPr>
-        <w:t xml:space="preserve">og</w:t>
-      </w:r>
-      <w:r>
-        <w:t xml:space="preserve"> </w:t>
-      </w:r>
-      <w:r>
-        <w:t xml:space="preserve">ekstra salt:</w:t>
+        <w:t xml:space="preserve">Et sted, hvor de to effekter mødes i virkeligheden, er ved havis: når havvand fryser, bygges saltionerne ikke ind i iskrystallerne — de efterlades i vandet under isen, som derfor bliver både koldt og ekstra salt:</w:t>
       </w:r>
     </w:p>
     <w:tbl>
@@ -370,23 +338,7 @@
         <w:pStyle w:val="FirstParagraph"/>
       </w:pPr>
       <w:r>
-        <w:t xml:space="preserve">Skriv jeres bud,</w:t>
-      </w:r>
-      <w:r>
-        <w:t xml:space="preserve"> </w:t>
-      </w:r>
-      <w:r>
-        <w:rPr>
-          <w:b/>
-          <w:bCs/>
-        </w:rPr>
-        <w:t xml:space="preserve">inden</w:t>
-      </w:r>
-      <w:r>
-        <w:t xml:space="preserve"> </w:t>
-      </w:r>
-      <w:r>
-        <w:t xml:space="preserve">I går i gang, og begrund med densitet.</w:t>
+        <w:t xml:space="preserve">Skriv jeres bud, inden I går i gang, og begrund med densitet.</w:t>
       </w:r>
     </w:p>
     <w:p>
@@ -468,7 +420,7 @@
                     <a:graphicData uri="http://schemas.openxmlformats.org/drawingml/2006/picture">
                       <pic:pic>
                         <pic:nvPicPr>
-                          <pic:cNvPr descr="/Applications/quarto/share/formats/docx/note.png" id="33" name="Picture"/>
+                          <pic:cNvPr descr="/tmp/claude-0/-home-user-smbi/7d291b92-c289-57a9-b4b8-12c4134f11be/scratchpad/qo/quarto-1.10.18/share/formats/docx/note.png" id="33" name="Picture"/>
                           <pic:cNvPicPr>
                             <a:picLocks noChangeArrowheads="1" noChangeAspect="1"/>
                           </pic:cNvPicPr>
@@ -859,20 +811,7 @@
         </w:numPr>
       </w:pPr>
       <w:r>
-        <w:t xml:space="preserve">Skyl karret, sæt skillepladen i igen, og fyld begge sider med</w:t>
-      </w:r>
-      <w:r>
-        <w:t xml:space="preserve"> </w:t>
-      </w:r>
-      <w:r>
-        <w:rPr>
-          <w:b/>
-          <w:bCs/>
-        </w:rPr>
-        <w:t xml:space="preserve">lunkent vand af samme temperatur</w:t>
-      </w:r>
-      <w:r>
-        <w:t xml:space="preserve">. Det er afgørende: ellers blander I temperatur- og saltforskellen sammen og kan ikke afgøre, hvad der drev bevægelsen.</w:t>
+        <w:t xml:space="preserve">Skyl karret, sæt skillepladen i igen, og fyld begge sider med lunkent vand af samme temperatur. Det er afgørende: ellers blander I temperatur- og saltforskellen sammen og kan ikke afgøre, hvad der drev bevægelsen.</w:t>
       </w:r>
     </w:p>
     <w:p>
